--- a/assets/pre-work-packet-2026-06-04.docx
+++ b/assets/pre-work-packet-2026-06-04.docx
@@ -11,29 +11,7 @@
           <w:b/>
           <w:sz w:val="56"/>
         </w:rPr>
-        <w:t>Pre-Work Packet: Anthropic Deep Competency Program</w:t>
-      </w:r>
-    </w:p>
-    <w:p>
-      <w:pPr>
-        <w:jc w:val="center"/>
-      </w:pPr>
-      <w:r>
-        <w:rPr>
-          <w:sz w:val="28"/>
-        </w:rPr>
-        <w:t>Anthropic Enablement Team</w:t>
-      </w:r>
-    </w:p>
-    <w:p>
-      <w:pPr>
-        <w:jc w:val="center"/>
-      </w:pPr>
-      <w:r>
-        <w:rPr>
-          <w:sz w:val="24"/>
-        </w:rPr>
-        <w:t>June 2026</w:t>
+        <w:t>Pre Work Packet 2026 06 04</w:t>
       </w:r>
     </w:p>
     <w:p>
@@ -60,7 +38,7 @@
           <w:b/>
           <w:sz w:val="22"/>
         </w:rPr>
-        <w:t>US Cohort 1 | New York City | June 15-26, 2026</w:t>
+        <w:t>US Cohort 1 | New York City | June 22 – July 3, 2026</w:t>
       </w:r>
       <w:r>
         <w:rPr>
@@ -81,7 +59,7 @@
         <w:rPr>
           <w:sz w:val="22"/>
         </w:rPr>
-        <w:t>This pre-work packet ensures you walk into Day 1 (Monday, June 15) ready to code. No setup friction, no waiting for installs -- just hands on keyboards from the start.</w:t>
+        <w:t>This pre-work packet ensures you walk into Day 1 (Monday, June 22) ready to code. No setup friction, no waiting for installs -- just hands on keyboards from the start.</w:t>
       </w:r>
     </w:p>
     <w:p>
@@ -175,7 +153,7 @@
           </w:tcPr>
           <w:p>
             <w:r>
-              <w:t>**June 13 (Friday)**</w:t>
+              <w:t>**June 20 (Friday)**</w:t>
             </w:r>
           </w:p>
         </w:tc>
@@ -217,7 +195,7 @@
           </w:tcPr>
           <w:p>
             <w:r>
-              <w:t>**June 14 (Saturday)**</w:t>
+              <w:t>**June 21 (Saturday)**</w:t>
             </w:r>
           </w:p>
         </w:tc>
@@ -259,7 +237,7 @@
           </w:tcPr>
           <w:p>
             <w:r>
-              <w:t>Before June 15</w:t>
+              <w:t>Before June 22</w:t>
             </w:r>
           </w:p>
         </w:tc>
@@ -3094,7 +3072,7 @@
           <w:i/>
           <w:sz w:val="22"/>
         </w:rPr>
-        <w:t>See you in NYC on June 15. Come ready to build.</w:t>
+        <w:t>See you in NYC on June 22. Come ready to build.</w:t>
       </w:r>
       <w:r>
         <w:rPr>
